--- a/practicaloutput.docx
+++ b/practicaloutput.docx
@@ -890,6 +890,996 @@
           </wp:inline>
         </w:drawing>
       </w:r>
+    </w:p>
+    <w:p>
+      <w:pPr>
+        <w:numPr>
+          <w:ilvl w:val="0"/>
+          <w:numId w:val="0"/>
+        </w:numPr>
+      </w:pPr>
+    </w:p>
+    <w:p>
+      <w:pPr>
+        <w:numPr>
+          <w:ilvl w:val="0"/>
+          <w:numId w:val="0"/>
+        </w:numPr>
+      </w:pPr>
+    </w:p>
+    <w:p>
+      <w:pPr>
+        <w:numPr>
+          <w:ilvl w:val="0"/>
+          <w:numId w:val="0"/>
+        </w:numPr>
+      </w:pPr>
+    </w:p>
+    <w:p>
+      <w:pPr>
+        <w:numPr>
+          <w:ilvl w:val="0"/>
+          <w:numId w:val="0"/>
+        </w:numPr>
+      </w:pPr>
+    </w:p>
+    <w:p>
+      <w:pPr>
+        <w:numPr>
+          <w:ilvl w:val="0"/>
+          <w:numId w:val="0"/>
+        </w:numPr>
+      </w:pPr>
+    </w:p>
+    <w:p>
+      <w:pPr>
+        <w:numPr>
+          <w:ilvl w:val="0"/>
+          <w:numId w:val="0"/>
+        </w:numPr>
+      </w:pPr>
+    </w:p>
+    <w:p>
+      <w:pPr>
+        <w:numPr>
+          <w:ilvl w:val="0"/>
+          <w:numId w:val="0"/>
+        </w:numPr>
+      </w:pPr>
+    </w:p>
+    <w:p>
+      <w:pPr>
+        <w:numPr>
+          <w:ilvl w:val="0"/>
+          <w:numId w:val="0"/>
+        </w:numPr>
+      </w:pPr>
+    </w:p>
+    <w:p>
+      <w:pPr>
+        <w:numPr>
+          <w:ilvl w:val="0"/>
+          <w:numId w:val="0"/>
+        </w:numPr>
+      </w:pPr>
+    </w:p>
+    <w:p>
+      <w:pPr>
+        <w:numPr>
+          <w:ilvl w:val="0"/>
+          <w:numId w:val="0"/>
+        </w:numPr>
+      </w:pPr>
+    </w:p>
+    <w:p>
+      <w:pPr>
+        <w:numPr>
+          <w:ilvl w:val="0"/>
+          <w:numId w:val="0"/>
+        </w:numPr>
+      </w:pPr>
+    </w:p>
+    <w:p>
+      <w:pPr>
+        <w:numPr>
+          <w:ilvl w:val="0"/>
+          <w:numId w:val="0"/>
+        </w:numPr>
+      </w:pPr>
+    </w:p>
+    <w:p>
+      <w:pPr>
+        <w:numPr>
+          <w:ilvl w:val="0"/>
+          <w:numId w:val="0"/>
+        </w:numPr>
+      </w:pPr>
+    </w:p>
+    <w:p>
+      <w:pPr>
+        <w:numPr>
+          <w:ilvl w:val="0"/>
+          <w:numId w:val="0"/>
+        </w:numPr>
+      </w:pPr>
+    </w:p>
+    <w:p>
+      <w:pPr>
+        <w:numPr>
+          <w:ilvl w:val="0"/>
+          <w:numId w:val="0"/>
+        </w:numPr>
+      </w:pPr>
+    </w:p>
+    <w:p>
+      <w:pPr>
+        <w:numPr>
+          <w:ilvl w:val="0"/>
+          <w:numId w:val="0"/>
+        </w:numPr>
+        <w:rPr>
+          <w:rFonts w:hint="default"/>
+          <w:lang w:val="en-US"/>
+        </w:rPr>
+      </w:pPr>
+      <w:r>
+        <w:rPr>
+          <w:rFonts w:hint="default"/>
+          <w:lang w:val="en-US"/>
+        </w:rPr>
+        <w:t>derivative backward difference</w:t>
+      </w:r>
+    </w:p>
+    <w:p>
+      <w:pPr>
+        <w:numPr>
+          <w:ilvl w:val="0"/>
+          <w:numId w:val="0"/>
+        </w:numPr>
+      </w:pPr>
+      <w:r>
+        <w:drawing>
+          <wp:inline distT="0" distB="0" distL="114300" distR="114300">
+            <wp:extent cx="5454650" cy="2025015"/>
+            <wp:effectExtent l="0" t="0" r="12700" b="13335"/>
+            <wp:docPr id="15" name="Picture 1"/>
+            <wp:cNvGraphicFramePr>
+              <a:graphicFrameLocks xmlns:a="http://schemas.openxmlformats.org/drawingml/2006/main" noChangeAspect="1"/>
+            </wp:cNvGraphicFramePr>
+            <a:graphic xmlns:a="http://schemas.openxmlformats.org/drawingml/2006/main">
+              <a:graphicData uri="http://schemas.openxmlformats.org/drawingml/2006/picture">
+                <pic:pic xmlns:pic="http://schemas.openxmlformats.org/drawingml/2006/picture">
+                  <pic:nvPicPr>
+                    <pic:cNvPr id="15" name="Picture 1"/>
+                    <pic:cNvPicPr>
+                      <a:picLocks noChangeAspect="1"/>
+                    </pic:cNvPicPr>
+                  </pic:nvPicPr>
+                  <pic:blipFill>
+                    <a:blip r:embed="rId18"/>
+                    <a:stretch>
+                      <a:fillRect/>
+                    </a:stretch>
+                  </pic:blipFill>
+                  <pic:spPr>
+                    <a:xfrm>
+                      <a:off x="0" y="0"/>
+                      <a:ext cx="5454650" cy="2025015"/>
+                    </a:xfrm>
+                    <a:prstGeom prst="rect">
+                      <a:avLst/>
+                    </a:prstGeom>
+                    <a:noFill/>
+                    <a:ln>
+                      <a:noFill/>
+                    </a:ln>
+                  </pic:spPr>
+                </pic:pic>
+              </a:graphicData>
+            </a:graphic>
+          </wp:inline>
+        </w:drawing>
+      </w:r>
+    </w:p>
+    <w:p>
+      <w:pPr>
+        <w:numPr>
+          <w:ilvl w:val="0"/>
+          <w:numId w:val="0"/>
+        </w:numPr>
+      </w:pPr>
+    </w:p>
+    <w:p>
+      <w:pPr>
+        <w:numPr>
+          <w:ilvl w:val="0"/>
+          <w:numId w:val="0"/>
+        </w:numPr>
+        <w:rPr>
+          <w:rFonts w:hint="default"/>
+          <w:lang w:val="en-US"/>
+        </w:rPr>
+      </w:pPr>
+      <w:r>
+        <w:rPr>
+          <w:rFonts w:hint="default"/>
+          <w:lang w:val="en-US"/>
+        </w:rPr>
+        <w:t>derivative forward difference</w:t>
+      </w:r>
+    </w:p>
+    <w:p>
+      <w:pPr>
+        <w:numPr>
+          <w:ilvl w:val="0"/>
+          <w:numId w:val="0"/>
+        </w:numPr>
+      </w:pPr>
+      <w:r>
+        <w:drawing>
+          <wp:inline distT="0" distB="0" distL="114300" distR="114300">
+            <wp:extent cx="5451475" cy="2198370"/>
+            <wp:effectExtent l="0" t="0" r="15875" b="11430"/>
+            <wp:docPr id="16" name="Picture 2"/>
+            <wp:cNvGraphicFramePr>
+              <a:graphicFrameLocks xmlns:a="http://schemas.openxmlformats.org/drawingml/2006/main" noChangeAspect="1"/>
+            </wp:cNvGraphicFramePr>
+            <a:graphic xmlns:a="http://schemas.openxmlformats.org/drawingml/2006/main">
+              <a:graphicData uri="http://schemas.openxmlformats.org/drawingml/2006/picture">
+                <pic:pic xmlns:pic="http://schemas.openxmlformats.org/drawingml/2006/picture">
+                  <pic:nvPicPr>
+                    <pic:cNvPr id="16" name="Picture 2"/>
+                    <pic:cNvPicPr>
+                      <a:picLocks noChangeAspect="1"/>
+                    </pic:cNvPicPr>
+                  </pic:nvPicPr>
+                  <pic:blipFill>
+                    <a:blip r:embed="rId19"/>
+                    <a:stretch>
+                      <a:fillRect/>
+                    </a:stretch>
+                  </pic:blipFill>
+                  <pic:spPr>
+                    <a:xfrm>
+                      <a:off x="0" y="0"/>
+                      <a:ext cx="5451475" cy="2198370"/>
+                    </a:xfrm>
+                    <a:prstGeom prst="rect">
+                      <a:avLst/>
+                    </a:prstGeom>
+                    <a:noFill/>
+                    <a:ln>
+                      <a:noFill/>
+                    </a:ln>
+                  </pic:spPr>
+                </pic:pic>
+              </a:graphicData>
+            </a:graphic>
+          </wp:inline>
+        </w:drawing>
+      </w:r>
+    </w:p>
+    <w:p>
+      <w:pPr>
+        <w:numPr>
+          <w:ilvl w:val="0"/>
+          <w:numId w:val="0"/>
+        </w:numPr>
+      </w:pPr>
+    </w:p>
+    <w:p>
+      <w:pPr>
+        <w:numPr>
+          <w:ilvl w:val="0"/>
+          <w:numId w:val="0"/>
+        </w:numPr>
+        <w:rPr>
+          <w:rFonts w:hint="default"/>
+          <w:lang w:val="en-US"/>
+        </w:rPr>
+      </w:pPr>
+      <w:r>
+        <w:rPr>
+          <w:rFonts w:hint="default"/>
+          <w:lang w:val="en-US"/>
+        </w:rPr>
+        <w:t>composite trapezoidal rule</w:t>
+      </w:r>
+    </w:p>
+    <w:p>
+      <w:pPr>
+        <w:numPr>
+          <w:ilvl w:val="0"/>
+          <w:numId w:val="0"/>
+        </w:numPr>
+      </w:pPr>
+      <w:r>
+        <w:drawing>
+          <wp:inline distT="0" distB="0" distL="114300" distR="114300">
+            <wp:extent cx="5452110" cy="1760220"/>
+            <wp:effectExtent l="0" t="0" r="15240" b="11430"/>
+            <wp:docPr id="17" name="Picture 3"/>
+            <wp:cNvGraphicFramePr>
+              <a:graphicFrameLocks xmlns:a="http://schemas.openxmlformats.org/drawingml/2006/main" noChangeAspect="1"/>
+            </wp:cNvGraphicFramePr>
+            <a:graphic xmlns:a="http://schemas.openxmlformats.org/drawingml/2006/main">
+              <a:graphicData uri="http://schemas.openxmlformats.org/drawingml/2006/picture">
+                <pic:pic xmlns:pic="http://schemas.openxmlformats.org/drawingml/2006/picture">
+                  <pic:nvPicPr>
+                    <pic:cNvPr id="17" name="Picture 3"/>
+                    <pic:cNvPicPr>
+                      <a:picLocks noChangeAspect="1"/>
+                    </pic:cNvPicPr>
+                  </pic:nvPicPr>
+                  <pic:blipFill>
+                    <a:blip r:embed="rId20"/>
+                    <a:stretch>
+                      <a:fillRect/>
+                    </a:stretch>
+                  </pic:blipFill>
+                  <pic:spPr>
+                    <a:xfrm>
+                      <a:off x="0" y="0"/>
+                      <a:ext cx="5452110" cy="1760220"/>
+                    </a:xfrm>
+                    <a:prstGeom prst="rect">
+                      <a:avLst/>
+                    </a:prstGeom>
+                    <a:noFill/>
+                    <a:ln>
+                      <a:noFill/>
+                    </a:ln>
+                  </pic:spPr>
+                </pic:pic>
+              </a:graphicData>
+            </a:graphic>
+          </wp:inline>
+        </w:drawing>
+      </w:r>
+    </w:p>
+    <w:p>
+      <w:pPr>
+        <w:numPr>
+          <w:ilvl w:val="0"/>
+          <w:numId w:val="0"/>
+        </w:numPr>
+      </w:pPr>
+    </w:p>
+    <w:p>
+      <w:pPr>
+        <w:numPr>
+          <w:ilvl w:val="0"/>
+          <w:numId w:val="0"/>
+        </w:numPr>
+        <w:rPr>
+          <w:rFonts w:hint="default"/>
+          <w:lang w:val="en-US"/>
+        </w:rPr>
+      </w:pPr>
+      <w:r>
+        <w:rPr>
+          <w:rFonts w:hint="default"/>
+          <w:lang w:val="en-US"/>
+        </w:rPr>
+        <w:t>trapezoidal</w:t>
+      </w:r>
+    </w:p>
+    <w:p>
+      <w:pPr>
+        <w:numPr>
+          <w:ilvl w:val="0"/>
+          <w:numId w:val="0"/>
+        </w:numPr>
+      </w:pPr>
+      <w:r>
+        <w:drawing>
+          <wp:inline distT="0" distB="0" distL="114300" distR="114300">
+            <wp:extent cx="5452110" cy="1002665"/>
+            <wp:effectExtent l="0" t="0" r="15240" b="6985"/>
+            <wp:docPr id="18" name="Picture 1"/>
+            <wp:cNvGraphicFramePr>
+              <a:graphicFrameLocks xmlns:a="http://schemas.openxmlformats.org/drawingml/2006/main" noChangeAspect="1"/>
+            </wp:cNvGraphicFramePr>
+            <a:graphic xmlns:a="http://schemas.openxmlformats.org/drawingml/2006/main">
+              <a:graphicData uri="http://schemas.openxmlformats.org/drawingml/2006/picture">
+                <pic:pic xmlns:pic="http://schemas.openxmlformats.org/drawingml/2006/picture">
+                  <pic:nvPicPr>
+                    <pic:cNvPr id="18" name="Picture 1"/>
+                    <pic:cNvPicPr>
+                      <a:picLocks noChangeAspect="1"/>
+                    </pic:cNvPicPr>
+                  </pic:nvPicPr>
+                  <pic:blipFill>
+                    <a:blip r:embed="rId21"/>
+                    <a:stretch>
+                      <a:fillRect/>
+                    </a:stretch>
+                  </pic:blipFill>
+                  <pic:spPr>
+                    <a:xfrm>
+                      <a:off x="0" y="0"/>
+                      <a:ext cx="5452110" cy="1002665"/>
+                    </a:xfrm>
+                    <a:prstGeom prst="rect">
+                      <a:avLst/>
+                    </a:prstGeom>
+                    <a:noFill/>
+                    <a:ln>
+                      <a:noFill/>
+                    </a:ln>
+                  </pic:spPr>
+                </pic:pic>
+              </a:graphicData>
+            </a:graphic>
+          </wp:inline>
+        </w:drawing>
+      </w:r>
+    </w:p>
+    <w:p>
+      <w:pPr>
+        <w:numPr>
+          <w:ilvl w:val="0"/>
+          <w:numId w:val="0"/>
+        </w:numPr>
+      </w:pPr>
+    </w:p>
+    <w:p>
+      <w:pPr>
+        <w:numPr>
+          <w:ilvl w:val="0"/>
+          <w:numId w:val="0"/>
+        </w:numPr>
+        <w:rPr>
+          <w:rFonts w:hint="default"/>
+          <w:lang w:val="en-US"/>
+        </w:rPr>
+      </w:pPr>
+      <w:r>
+        <w:rPr>
+          <w:rFonts w:hint="default"/>
+          <w:lang w:val="en-US"/>
+        </w:rPr>
+        <w:t>simpson1/3</w:t>
+      </w:r>
+    </w:p>
+    <w:p>
+      <w:pPr>
+        <w:numPr>
+          <w:ilvl w:val="0"/>
+          <w:numId w:val="0"/>
+        </w:numPr>
+      </w:pPr>
+      <w:r>
+        <w:drawing>
+          <wp:inline distT="0" distB="0" distL="114300" distR="114300">
+            <wp:extent cx="5453380" cy="1543685"/>
+            <wp:effectExtent l="0" t="0" r="13970" b="18415"/>
+            <wp:docPr id="19" name="Picture 2"/>
+            <wp:cNvGraphicFramePr>
+              <a:graphicFrameLocks xmlns:a="http://schemas.openxmlformats.org/drawingml/2006/main" noChangeAspect="1"/>
+            </wp:cNvGraphicFramePr>
+            <a:graphic xmlns:a="http://schemas.openxmlformats.org/drawingml/2006/main">
+              <a:graphicData uri="http://schemas.openxmlformats.org/drawingml/2006/picture">
+                <pic:pic xmlns:pic="http://schemas.openxmlformats.org/drawingml/2006/picture">
+                  <pic:nvPicPr>
+                    <pic:cNvPr id="19" name="Picture 2"/>
+                    <pic:cNvPicPr>
+                      <a:picLocks noChangeAspect="1"/>
+                    </pic:cNvPicPr>
+                  </pic:nvPicPr>
+                  <pic:blipFill>
+                    <a:blip r:embed="rId22"/>
+                    <a:stretch>
+                      <a:fillRect/>
+                    </a:stretch>
+                  </pic:blipFill>
+                  <pic:spPr>
+                    <a:xfrm>
+                      <a:off x="0" y="0"/>
+                      <a:ext cx="5453380" cy="1543685"/>
+                    </a:xfrm>
+                    <a:prstGeom prst="rect">
+                      <a:avLst/>
+                    </a:prstGeom>
+                    <a:noFill/>
+                    <a:ln>
+                      <a:noFill/>
+                    </a:ln>
+                  </pic:spPr>
+                </pic:pic>
+              </a:graphicData>
+            </a:graphic>
+          </wp:inline>
+        </w:drawing>
+      </w:r>
+    </w:p>
+    <w:p>
+      <w:pPr>
+        <w:numPr>
+          <w:ilvl w:val="0"/>
+          <w:numId w:val="0"/>
+        </w:numPr>
+      </w:pPr>
+    </w:p>
+    <w:p>
+      <w:pPr>
+        <w:numPr>
+          <w:ilvl w:val="0"/>
+          <w:numId w:val="0"/>
+        </w:numPr>
+        <w:rPr>
+          <w:rFonts w:hint="default"/>
+          <w:lang w:val="en-US"/>
+        </w:rPr>
+      </w:pPr>
+      <w:r>
+        <w:rPr>
+          <w:rFonts w:hint="default"/>
+          <w:lang w:val="en-US"/>
+        </w:rPr>
+        <w:t>simpson 1/3 composite</w:t>
+      </w:r>
+    </w:p>
+    <w:p>
+      <w:pPr>
+        <w:numPr>
+          <w:ilvl w:val="0"/>
+          <w:numId w:val="0"/>
+        </w:numPr>
+      </w:pPr>
+      <w:r>
+        <w:drawing>
+          <wp:inline distT="0" distB="0" distL="114300" distR="114300">
+            <wp:extent cx="5453380" cy="2198370"/>
+            <wp:effectExtent l="0" t="0" r="13970" b="11430"/>
+            <wp:docPr id="20" name="Picture 3"/>
+            <wp:cNvGraphicFramePr>
+              <a:graphicFrameLocks xmlns:a="http://schemas.openxmlformats.org/drawingml/2006/main" noChangeAspect="1"/>
+            </wp:cNvGraphicFramePr>
+            <a:graphic xmlns:a="http://schemas.openxmlformats.org/drawingml/2006/main">
+              <a:graphicData uri="http://schemas.openxmlformats.org/drawingml/2006/picture">
+                <pic:pic xmlns:pic="http://schemas.openxmlformats.org/drawingml/2006/picture">
+                  <pic:nvPicPr>
+                    <pic:cNvPr id="20" name="Picture 3"/>
+                    <pic:cNvPicPr>
+                      <a:picLocks noChangeAspect="1"/>
+                    </pic:cNvPicPr>
+                  </pic:nvPicPr>
+                  <pic:blipFill>
+                    <a:blip r:embed="rId23"/>
+                    <a:stretch>
+                      <a:fillRect/>
+                    </a:stretch>
+                  </pic:blipFill>
+                  <pic:spPr>
+                    <a:xfrm>
+                      <a:off x="0" y="0"/>
+                      <a:ext cx="5453380" cy="2198370"/>
+                    </a:xfrm>
+                    <a:prstGeom prst="rect">
+                      <a:avLst/>
+                    </a:prstGeom>
+                    <a:noFill/>
+                    <a:ln>
+                      <a:noFill/>
+                    </a:ln>
+                  </pic:spPr>
+                </pic:pic>
+              </a:graphicData>
+            </a:graphic>
+          </wp:inline>
+        </w:drawing>
+      </w:r>
+    </w:p>
+    <w:p>
+      <w:pPr>
+        <w:numPr>
+          <w:ilvl w:val="0"/>
+          <w:numId w:val="0"/>
+        </w:numPr>
+      </w:pPr>
+    </w:p>
+    <w:p>
+      <w:pPr>
+        <w:numPr>
+          <w:ilvl w:val="0"/>
+          <w:numId w:val="0"/>
+        </w:numPr>
+        <w:rPr>
+          <w:rFonts w:hint="default"/>
+          <w:lang w:val="en-US"/>
+        </w:rPr>
+      </w:pPr>
+      <w:r>
+        <w:rPr>
+          <w:rFonts w:hint="default"/>
+          <w:lang w:val="en-US"/>
+        </w:rPr>
+        <w:t>simpson 3/8</w:t>
+      </w:r>
+    </w:p>
+    <w:p>
+      <w:pPr>
+        <w:numPr>
+          <w:ilvl w:val="0"/>
+          <w:numId w:val="0"/>
+        </w:numPr>
+      </w:pPr>
+      <w:r>
+        <w:drawing>
+          <wp:inline distT="0" distB="0" distL="114300" distR="114300">
+            <wp:extent cx="5451475" cy="1729740"/>
+            <wp:effectExtent l="0" t="0" r="15875" b="3810"/>
+            <wp:docPr id="21" name="Picture 4"/>
+            <wp:cNvGraphicFramePr>
+              <a:graphicFrameLocks xmlns:a="http://schemas.openxmlformats.org/drawingml/2006/main" noChangeAspect="1"/>
+            </wp:cNvGraphicFramePr>
+            <a:graphic xmlns:a="http://schemas.openxmlformats.org/drawingml/2006/main">
+              <a:graphicData uri="http://schemas.openxmlformats.org/drawingml/2006/picture">
+                <pic:pic xmlns:pic="http://schemas.openxmlformats.org/drawingml/2006/picture">
+                  <pic:nvPicPr>
+                    <pic:cNvPr id="21" name="Picture 4"/>
+                    <pic:cNvPicPr>
+                      <a:picLocks noChangeAspect="1"/>
+                    </pic:cNvPicPr>
+                  </pic:nvPicPr>
+                  <pic:blipFill>
+                    <a:blip r:embed="rId24"/>
+                    <a:stretch>
+                      <a:fillRect/>
+                    </a:stretch>
+                  </pic:blipFill>
+                  <pic:spPr>
+                    <a:xfrm>
+                      <a:off x="0" y="0"/>
+                      <a:ext cx="5451475" cy="1729740"/>
+                    </a:xfrm>
+                    <a:prstGeom prst="rect">
+                      <a:avLst/>
+                    </a:prstGeom>
+                    <a:noFill/>
+                    <a:ln>
+                      <a:noFill/>
+                    </a:ln>
+                  </pic:spPr>
+                </pic:pic>
+              </a:graphicData>
+            </a:graphic>
+          </wp:inline>
+        </w:drawing>
+      </w:r>
+    </w:p>
+    <w:p>
+      <w:pPr>
+        <w:numPr>
+          <w:ilvl w:val="0"/>
+          <w:numId w:val="0"/>
+        </w:numPr>
+      </w:pPr>
+    </w:p>
+    <w:p>
+      <w:pPr>
+        <w:numPr>
+          <w:ilvl w:val="0"/>
+          <w:numId w:val="0"/>
+        </w:numPr>
+        <w:rPr>
+          <w:rFonts w:hint="default"/>
+          <w:lang w:val="en-US"/>
+        </w:rPr>
+      </w:pPr>
+      <w:r>
+        <w:rPr>
+          <w:rFonts w:hint="default"/>
+          <w:lang w:val="en-US"/>
+        </w:rPr>
+        <w:t>simpson 3/8 composite</w:t>
+      </w:r>
+    </w:p>
+    <w:p>
+      <w:pPr>
+        <w:numPr>
+          <w:ilvl w:val="0"/>
+          <w:numId w:val="0"/>
+        </w:numPr>
+      </w:pPr>
+      <w:r>
+        <w:drawing>
+          <wp:inline distT="0" distB="0" distL="114300" distR="114300">
+            <wp:extent cx="5452745" cy="1880235"/>
+            <wp:effectExtent l="0" t="0" r="14605" b="5715"/>
+            <wp:docPr id="22" name="Picture 5"/>
+            <wp:cNvGraphicFramePr>
+              <a:graphicFrameLocks xmlns:a="http://schemas.openxmlformats.org/drawingml/2006/main" noChangeAspect="1"/>
+            </wp:cNvGraphicFramePr>
+            <a:graphic xmlns:a="http://schemas.openxmlformats.org/drawingml/2006/main">
+              <a:graphicData uri="http://schemas.openxmlformats.org/drawingml/2006/picture">
+                <pic:pic xmlns:pic="http://schemas.openxmlformats.org/drawingml/2006/picture">
+                  <pic:nvPicPr>
+                    <pic:cNvPr id="22" name="Picture 5"/>
+                    <pic:cNvPicPr>
+                      <a:picLocks noChangeAspect="1"/>
+                    </pic:cNvPicPr>
+                  </pic:nvPicPr>
+                  <pic:blipFill>
+                    <a:blip r:embed="rId25"/>
+                    <a:stretch>
+                      <a:fillRect/>
+                    </a:stretch>
+                  </pic:blipFill>
+                  <pic:spPr>
+                    <a:xfrm>
+                      <a:off x="0" y="0"/>
+                      <a:ext cx="5452745" cy="1880235"/>
+                    </a:xfrm>
+                    <a:prstGeom prst="rect">
+                      <a:avLst/>
+                    </a:prstGeom>
+                    <a:noFill/>
+                    <a:ln>
+                      <a:noFill/>
+                    </a:ln>
+                  </pic:spPr>
+                </pic:pic>
+              </a:graphicData>
+            </a:graphic>
+          </wp:inline>
+        </w:drawing>
+      </w:r>
+    </w:p>
+    <w:p>
+      <w:pPr>
+        <w:numPr>
+          <w:ilvl w:val="0"/>
+          <w:numId w:val="0"/>
+        </w:numPr>
+      </w:pPr>
+    </w:p>
+    <w:p>
+      <w:pPr>
+        <w:numPr>
+          <w:ilvl w:val="0"/>
+          <w:numId w:val="0"/>
+        </w:numPr>
+        <w:rPr>
+          <w:rFonts w:hint="default"/>
+          <w:lang w:val="en-US"/>
+        </w:rPr>
+      </w:pPr>
+      <w:r>
+        <w:rPr>
+          <w:rFonts w:hint="default"/>
+          <w:lang w:val="en-US"/>
+        </w:rPr>
+        <w:t>derivative using central divideddifference</w:t>
+      </w:r>
+    </w:p>
+    <w:p>
+      <w:pPr>
+        <w:numPr>
+          <w:ilvl w:val="0"/>
+          <w:numId w:val="0"/>
+        </w:numPr>
+      </w:pPr>
+      <w:r>
+        <w:drawing>
+          <wp:inline distT="0" distB="0" distL="114300" distR="114300">
+            <wp:extent cx="5452745" cy="2354580"/>
+            <wp:effectExtent l="0" t="0" r="14605" b="7620"/>
+            <wp:docPr id="23" name="Picture 6"/>
+            <wp:cNvGraphicFramePr>
+              <a:graphicFrameLocks xmlns:a="http://schemas.openxmlformats.org/drawingml/2006/main" noChangeAspect="1"/>
+            </wp:cNvGraphicFramePr>
+            <a:graphic xmlns:a="http://schemas.openxmlformats.org/drawingml/2006/main">
+              <a:graphicData uri="http://schemas.openxmlformats.org/drawingml/2006/picture">
+                <pic:pic xmlns:pic="http://schemas.openxmlformats.org/drawingml/2006/picture">
+                  <pic:nvPicPr>
+                    <pic:cNvPr id="23" name="Picture 6"/>
+                    <pic:cNvPicPr>
+                      <a:picLocks noChangeAspect="1"/>
+                    </pic:cNvPicPr>
+                  </pic:nvPicPr>
+                  <pic:blipFill>
+                    <a:blip r:embed="rId26"/>
+                    <a:stretch>
+                      <a:fillRect/>
+                    </a:stretch>
+                  </pic:blipFill>
+                  <pic:spPr>
+                    <a:xfrm>
+                      <a:off x="0" y="0"/>
+                      <a:ext cx="5452745" cy="2354580"/>
+                    </a:xfrm>
+                    <a:prstGeom prst="rect">
+                      <a:avLst/>
+                    </a:prstGeom>
+                    <a:noFill/>
+                    <a:ln>
+                      <a:noFill/>
+                    </a:ln>
+                  </pic:spPr>
+                </pic:pic>
+              </a:graphicData>
+            </a:graphic>
+          </wp:inline>
+        </w:drawing>
+      </w:r>
+    </w:p>
+    <w:p>
+      <w:pPr>
+        <w:numPr>
+          <w:ilvl w:val="0"/>
+          <w:numId w:val="0"/>
+        </w:numPr>
+      </w:pPr>
+    </w:p>
+    <w:p>
+      <w:pPr>
+        <w:numPr>
+          <w:ilvl w:val="0"/>
+          <w:numId w:val="0"/>
+        </w:numPr>
+        <w:rPr>
+          <w:rFonts w:hint="default"/>
+          <w:lang w:val="en-US"/>
+        </w:rPr>
+      </w:pPr>
+      <w:r>
+        <w:rPr>
+          <w:rFonts w:hint="default"/>
+          <w:lang w:val="en-US"/>
+        </w:rPr>
+        <w:t>derivative using forward divided differnce</w:t>
+      </w:r>
+    </w:p>
+    <w:p>
+      <w:pPr>
+        <w:numPr>
+          <w:ilvl w:val="0"/>
+          <w:numId w:val="0"/>
+        </w:numPr>
+      </w:pPr>
+      <w:r>
+        <w:drawing>
+          <wp:inline distT="0" distB="0" distL="114300" distR="114300">
+            <wp:extent cx="5456555" cy="2195195"/>
+            <wp:effectExtent l="0" t="0" r="10795" b="14605"/>
+            <wp:docPr id="24" name="Picture 7"/>
+            <wp:cNvGraphicFramePr>
+              <a:graphicFrameLocks xmlns:a="http://schemas.openxmlformats.org/drawingml/2006/main" noChangeAspect="1"/>
+            </wp:cNvGraphicFramePr>
+            <a:graphic xmlns:a="http://schemas.openxmlformats.org/drawingml/2006/main">
+              <a:graphicData uri="http://schemas.openxmlformats.org/drawingml/2006/picture">
+                <pic:pic xmlns:pic="http://schemas.openxmlformats.org/drawingml/2006/picture">
+                  <pic:nvPicPr>
+                    <pic:cNvPr id="24" name="Picture 7"/>
+                    <pic:cNvPicPr>
+                      <a:picLocks noChangeAspect="1"/>
+                    </pic:cNvPicPr>
+                  </pic:nvPicPr>
+                  <pic:blipFill>
+                    <a:blip r:embed="rId27"/>
+                    <a:stretch>
+                      <a:fillRect/>
+                    </a:stretch>
+                  </pic:blipFill>
+                  <pic:spPr>
+                    <a:xfrm>
+                      <a:off x="0" y="0"/>
+                      <a:ext cx="5456555" cy="2195195"/>
+                    </a:xfrm>
+                    <a:prstGeom prst="rect">
+                      <a:avLst/>
+                    </a:prstGeom>
+                    <a:noFill/>
+                    <a:ln>
+                      <a:noFill/>
+                    </a:ln>
+                  </pic:spPr>
+                </pic:pic>
+              </a:graphicData>
+            </a:graphic>
+          </wp:inline>
+        </w:drawing>
+      </w:r>
+    </w:p>
+    <w:p>
+      <w:pPr>
+        <w:numPr>
+          <w:ilvl w:val="0"/>
+          <w:numId w:val="0"/>
+        </w:numPr>
+      </w:pPr>
+    </w:p>
+    <w:p>
+      <w:pPr>
+        <w:numPr>
+          <w:ilvl w:val="0"/>
+          <w:numId w:val="0"/>
+        </w:numPr>
+        <w:rPr>
+          <w:rFonts w:hint="default"/>
+          <w:lang w:val="en-US"/>
+        </w:rPr>
+      </w:pPr>
+      <w:r>
+        <w:rPr>
+          <w:rFonts w:hint="default"/>
+          <w:lang w:val="en-US"/>
+        </w:rPr>
+        <w:t>derivative using backward divided difference</w:t>
+      </w:r>
+    </w:p>
+    <w:p>
+      <w:pPr>
+        <w:numPr>
+          <w:ilvl w:val="0"/>
+          <w:numId w:val="0"/>
+        </w:numPr>
+      </w:pPr>
+      <w:r>
+        <w:drawing>
+          <wp:inline distT="0" distB="0" distL="114300" distR="114300">
+            <wp:extent cx="5486400" cy="2352675"/>
+            <wp:effectExtent l="0" t="0" r="0" b="9525"/>
+            <wp:docPr id="25" name="Picture 8"/>
+            <wp:cNvGraphicFramePr>
+              <a:graphicFrameLocks xmlns:a="http://schemas.openxmlformats.org/drawingml/2006/main" noChangeAspect="1"/>
+            </wp:cNvGraphicFramePr>
+            <a:graphic xmlns:a="http://schemas.openxmlformats.org/drawingml/2006/main">
+              <a:graphicData uri="http://schemas.openxmlformats.org/drawingml/2006/picture">
+                <pic:pic xmlns:pic="http://schemas.openxmlformats.org/drawingml/2006/picture">
+                  <pic:nvPicPr>
+                    <pic:cNvPr id="25" name="Picture 8"/>
+                    <pic:cNvPicPr>
+                      <a:picLocks noChangeAspect="1"/>
+                    </pic:cNvPicPr>
+                  </pic:nvPicPr>
+                  <pic:blipFill>
+                    <a:blip r:embed="rId28"/>
+                    <a:stretch>
+                      <a:fillRect/>
+                    </a:stretch>
+                  </pic:blipFill>
+                  <pic:spPr>
+                    <a:xfrm>
+                      <a:off x="0" y="0"/>
+                      <a:ext cx="5486400" cy="2352675"/>
+                    </a:xfrm>
+                    <a:prstGeom prst="rect">
+                      <a:avLst/>
+                    </a:prstGeom>
+                    <a:noFill/>
+                    <a:ln>
+                      <a:noFill/>
+                    </a:ln>
+                  </pic:spPr>
+                </pic:pic>
+              </a:graphicData>
+            </a:graphic>
+          </wp:inline>
+        </w:drawing>
+      </w:r>
+    </w:p>
+    <w:p>
+      <w:pPr>
+        <w:numPr>
+          <w:ilvl w:val="0"/>
+          <w:numId w:val="0"/>
+        </w:numPr>
+      </w:pPr>
+    </w:p>
+    <w:p>
+      <w:pPr>
+        <w:numPr>
+          <w:ilvl w:val="0"/>
+          <w:numId w:val="0"/>
+        </w:numPr>
+        <w:rPr>
+          <w:rFonts w:hint="default"/>
+          <w:lang w:val="en-US"/>
+        </w:rPr>
+      </w:pPr>
       <w:bookmarkStart w:id="0" w:name="_GoBack"/>
       <w:bookmarkEnd w:id="0"/>
     </w:p>
@@ -999,7 +1989,7 @@
     <w:lsdException w:qFormat="1" w:unhideWhenUsed="0" w:uiPriority="0" w:semiHidden="0" w:name="Title"/>
     <w:lsdException w:unhideWhenUsed="0" w:uiPriority="0" w:semiHidden="0" w:name="Closing"/>
     <w:lsdException w:unhideWhenUsed="0" w:uiPriority="0" w:semiHidden="0" w:name="Signature"/>
-    <w:lsdException w:unhideWhenUsed="0" w:uiPriority="0" w:name="Default Paragraph Font"/>
+    <w:lsdException w:qFormat="1" w:unhideWhenUsed="0" w:uiPriority="0" w:name="Default Paragraph Font"/>
     <w:lsdException w:unhideWhenUsed="0" w:uiPriority="0" w:semiHidden="0" w:name="Body Text"/>
     <w:lsdException w:unhideWhenUsed="0" w:uiPriority="0" w:semiHidden="0" w:name="Body Text Indent"/>
     <w:lsdException w:unhideWhenUsed="0" w:uiPriority="0" w:semiHidden="0" w:name="List Continue"/>
@@ -1037,7 +2027,7 @@
     <w:lsdException w:unhideWhenUsed="0" w:uiPriority="0" w:semiHidden="0" w:name="HTML Sample"/>
     <w:lsdException w:unhideWhenUsed="0" w:uiPriority="0" w:semiHidden="0" w:name="HTML Typewriter"/>
     <w:lsdException w:unhideWhenUsed="0" w:uiPriority="0" w:semiHidden="0" w:name="HTML Variable"/>
-    <w:lsdException w:unhideWhenUsed="0" w:uiPriority="0" w:name="Normal Table"/>
+    <w:lsdException w:qFormat="1" w:unhideWhenUsed="0" w:uiPriority="0" w:name="Normal Table"/>
     <w:lsdException w:unhideWhenUsed="0" w:uiPriority="0" w:semiHidden="0" w:name="annotation subject"/>
     <w:lsdException w:unhideWhenUsed="0" w:uiPriority="0" w:semiHidden="0" w:name="Table Simple 1"/>
     <w:lsdException w:unhideWhenUsed="0" w:uiPriority="0" w:semiHidden="0" w:name="Table Simple 2"/>
@@ -1195,11 +2185,13 @@
   <w:style w:type="character" w:default="1" w:styleId="2">
     <w:name w:val="Default Paragraph Font"/>
     <w:semiHidden/>
+    <w:qFormat/>
     <w:uiPriority w:val="0"/>
   </w:style>
   <w:style w:type="table" w:default="1" w:styleId="3">
     <w:name w:val="Normal Table"/>
     <w:semiHidden/>
+    <w:qFormat/>
     <w:uiPriority w:val="0"/>
     <w:tblPr>
       <w:tblCellMar>

--- a/practicaloutput.docx
+++ b/practicaloutput.docx
@@ -1641,6 +1641,38 @@
           <w:ilvl w:val="0"/>
           <w:numId w:val="0"/>
         </w:numPr>
+      </w:pPr>
+    </w:p>
+    <w:p>
+      <w:pPr>
+        <w:numPr>
+          <w:ilvl w:val="0"/>
+          <w:numId w:val="0"/>
+        </w:numPr>
+      </w:pPr>
+    </w:p>
+    <w:p>
+      <w:pPr>
+        <w:numPr>
+          <w:ilvl w:val="0"/>
+          <w:numId w:val="0"/>
+        </w:numPr>
+      </w:pPr>
+    </w:p>
+    <w:p>
+      <w:pPr>
+        <w:numPr>
+          <w:ilvl w:val="0"/>
+          <w:numId w:val="0"/>
+        </w:numPr>
+      </w:pPr>
+    </w:p>
+    <w:p>
+      <w:pPr>
+        <w:numPr>
+          <w:ilvl w:val="0"/>
+          <w:numId w:val="0"/>
+        </w:numPr>
         <w:rPr>
           <w:rFonts w:hint="default"/>
           <w:lang w:val="en-US"/>
@@ -1875,17 +1907,1682 @@
           <w:ilvl w:val="0"/>
           <w:numId w:val="0"/>
         </w:numPr>
-        <w:rPr>
-          <w:rFonts w:hint="default"/>
-          <w:lang w:val="en-US"/>
-        </w:rPr>
-      </w:pPr>
+      </w:pPr>
+    </w:p>
+    <w:p>
+      <w:pPr>
+        <w:numPr>
+          <w:ilvl w:val="0"/>
+          <w:numId w:val="0"/>
+        </w:numPr>
+      </w:pPr>
+    </w:p>
+    <w:p>
+      <w:pPr>
+        <w:numPr>
+          <w:ilvl w:val="0"/>
+          <w:numId w:val="0"/>
+        </w:numPr>
+      </w:pPr>
+    </w:p>
+    <w:p>
+      <w:pPr>
+        <w:numPr>
+          <w:ilvl w:val="0"/>
+          <w:numId w:val="0"/>
+        </w:numPr>
+      </w:pPr>
+    </w:p>
+    <w:p>
+      <w:pPr>
+        <w:numPr>
+          <w:ilvl w:val="0"/>
+          <w:numId w:val="0"/>
+        </w:numPr>
+      </w:pPr>
+    </w:p>
+    <w:p>
+      <w:pPr>
+        <w:numPr>
+          <w:ilvl w:val="0"/>
+          <w:numId w:val="0"/>
+        </w:numPr>
+      </w:pPr>
+    </w:p>
+    <w:p>
+      <w:pPr>
+        <w:numPr>
+          <w:ilvl w:val="0"/>
+          <w:numId w:val="0"/>
+        </w:numPr>
+      </w:pPr>
+    </w:p>
+    <w:p>
+      <w:pPr>
+        <w:numPr>
+          <w:ilvl w:val="0"/>
+          <w:numId w:val="0"/>
+        </w:numPr>
+      </w:pPr>
+    </w:p>
+    <w:p>
+      <w:pPr>
+        <w:numPr>
+          <w:ilvl w:val="0"/>
+          <w:numId w:val="0"/>
+        </w:numPr>
+      </w:pPr>
+    </w:p>
+    <w:p>
+      <w:pPr>
+        <w:numPr>
+          <w:ilvl w:val="0"/>
+          <w:numId w:val="0"/>
+        </w:numPr>
+      </w:pPr>
+    </w:p>
+    <w:p>
+      <w:pPr>
+        <w:numPr>
+          <w:ilvl w:val="0"/>
+          <w:numId w:val="0"/>
+        </w:numPr>
+        <w:rPr>
+          <w:rFonts w:hint="default"/>
+          <w:lang w:val="en-US"/>
+        </w:rPr>
+      </w:pPr>
+    </w:p>
+    <w:p>
+      <w:pPr>
+        <w:numPr>
+          <w:ilvl w:val="0"/>
+          <w:numId w:val="0"/>
+        </w:numPr>
+        <w:rPr>
+          <w:rFonts w:hint="default"/>
+          <w:lang w:val="en-US"/>
+        </w:rPr>
+      </w:pPr>
+      <w:r>
+        <w:rPr>
+          <w:rFonts w:hint="default"/>
+          <w:lang w:val="en-US"/>
+        </w:rPr>
+        <w:t>gauss elimination</w:t>
+      </w:r>
+    </w:p>
+    <w:p>
+      <w:pPr>
+        <w:numPr>
+          <w:ilvl w:val="0"/>
+          <w:numId w:val="0"/>
+        </w:numPr>
+      </w:pPr>
+      <w:r>
+        <w:drawing>
+          <wp:inline distT="0" distB="0" distL="114300" distR="114300">
+            <wp:extent cx="5454015" cy="1707515"/>
+            <wp:effectExtent l="0" t="0" r="13335" b="6985"/>
+            <wp:docPr id="26" name="Picture 1"/>
+            <wp:cNvGraphicFramePr>
+              <a:graphicFrameLocks xmlns:a="http://schemas.openxmlformats.org/drawingml/2006/main" noChangeAspect="1"/>
+            </wp:cNvGraphicFramePr>
+            <a:graphic xmlns:a="http://schemas.openxmlformats.org/drawingml/2006/main">
+              <a:graphicData uri="http://schemas.openxmlformats.org/drawingml/2006/picture">
+                <pic:pic xmlns:pic="http://schemas.openxmlformats.org/drawingml/2006/picture">
+                  <pic:nvPicPr>
+                    <pic:cNvPr id="26" name="Picture 1"/>
+                    <pic:cNvPicPr>
+                      <a:picLocks noChangeAspect="1"/>
+                    </pic:cNvPicPr>
+                  </pic:nvPicPr>
+                  <pic:blipFill>
+                    <a:blip r:embed="rId29"/>
+                    <a:stretch>
+                      <a:fillRect/>
+                    </a:stretch>
+                  </pic:blipFill>
+                  <pic:spPr>
+                    <a:xfrm>
+                      <a:off x="0" y="0"/>
+                      <a:ext cx="5454015" cy="1707515"/>
+                    </a:xfrm>
+                    <a:prstGeom prst="rect">
+                      <a:avLst/>
+                    </a:prstGeom>
+                    <a:noFill/>
+                    <a:ln>
+                      <a:noFill/>
+                    </a:ln>
+                  </pic:spPr>
+                </pic:pic>
+              </a:graphicData>
+            </a:graphic>
+          </wp:inline>
+        </w:drawing>
+      </w:r>
+    </w:p>
+    <w:p>
+      <w:pPr>
+        <w:numPr>
+          <w:ilvl w:val="0"/>
+          <w:numId w:val="0"/>
+        </w:numPr>
+      </w:pPr>
+    </w:p>
+    <w:p>
+      <w:pPr>
+        <w:numPr>
+          <w:ilvl w:val="0"/>
+          <w:numId w:val="0"/>
+        </w:numPr>
+        <w:rPr>
+          <w:rFonts w:hint="default"/>
+          <w:lang w:val="en-US"/>
+        </w:rPr>
+      </w:pPr>
+      <w:r>
+        <w:rPr>
+          <w:rFonts w:hint="default"/>
+          <w:lang w:val="en-US"/>
+        </w:rPr>
+        <w:t>gauss elimination with pivoting</w:t>
+      </w:r>
+    </w:p>
+    <w:p>
+      <w:pPr>
+        <w:numPr>
+          <w:ilvl w:val="0"/>
+          <w:numId w:val="0"/>
+        </w:numPr>
+        <w:rPr>
+          <w:rFonts w:hint="default"/>
+          <w:lang w:val="en-US"/>
+        </w:rPr>
+      </w:pPr>
+    </w:p>
+    <w:p>
+      <w:pPr>
+        <w:numPr>
+          <w:ilvl w:val="0"/>
+          <w:numId w:val="0"/>
+        </w:numPr>
+      </w:pPr>
+      <w:r>
+        <w:drawing>
+          <wp:inline distT="0" distB="0" distL="114300" distR="114300">
+            <wp:extent cx="5454015" cy="2395855"/>
+            <wp:effectExtent l="0" t="0" r="13335" b="4445"/>
+            <wp:docPr id="27" name="Picture 1"/>
+            <wp:cNvGraphicFramePr>
+              <a:graphicFrameLocks xmlns:a="http://schemas.openxmlformats.org/drawingml/2006/main" noChangeAspect="1"/>
+            </wp:cNvGraphicFramePr>
+            <a:graphic xmlns:a="http://schemas.openxmlformats.org/drawingml/2006/main">
+              <a:graphicData uri="http://schemas.openxmlformats.org/drawingml/2006/picture">
+                <pic:pic xmlns:pic="http://schemas.openxmlformats.org/drawingml/2006/picture">
+                  <pic:nvPicPr>
+                    <pic:cNvPr id="27" name="Picture 1"/>
+                    <pic:cNvPicPr>
+                      <a:picLocks noChangeAspect="1"/>
+                    </pic:cNvPicPr>
+                  </pic:nvPicPr>
+                  <pic:blipFill>
+                    <a:blip r:embed="rId30"/>
+                    <a:stretch>
+                      <a:fillRect/>
+                    </a:stretch>
+                  </pic:blipFill>
+                  <pic:spPr>
+                    <a:xfrm>
+                      <a:off x="0" y="0"/>
+                      <a:ext cx="5454015" cy="2395855"/>
+                    </a:xfrm>
+                    <a:prstGeom prst="rect">
+                      <a:avLst/>
+                    </a:prstGeom>
+                    <a:noFill/>
+                    <a:ln>
+                      <a:noFill/>
+                    </a:ln>
+                  </pic:spPr>
+                </pic:pic>
+              </a:graphicData>
+            </a:graphic>
+          </wp:inline>
+        </w:drawing>
+      </w:r>
+    </w:p>
+    <w:p>
+      <w:pPr>
+        <w:numPr>
+          <w:ilvl w:val="0"/>
+          <w:numId w:val="0"/>
+        </w:numPr>
+      </w:pPr>
+    </w:p>
+    <w:p>
+      <w:pPr>
+        <w:numPr>
+          <w:ilvl w:val="0"/>
+          <w:numId w:val="0"/>
+        </w:numPr>
+        <w:rPr>
+          <w:rFonts w:hint="default"/>
+          <w:lang w:val="en-US"/>
+        </w:rPr>
+      </w:pPr>
+      <w:r>
+        <w:rPr>
+          <w:rFonts w:hint="default"/>
+          <w:lang w:val="en-US"/>
+        </w:rPr>
+        <w:t>gauss jordan</w:t>
+      </w:r>
+    </w:p>
+    <w:p>
+      <w:pPr>
+        <w:numPr>
+          <w:ilvl w:val="0"/>
+          <w:numId w:val="0"/>
+        </w:numPr>
+        <w:rPr>
+          <w:rFonts w:hint="default"/>
+          <w:lang w:val="en-US"/>
+        </w:rPr>
+      </w:pPr>
+    </w:p>
+    <w:p>
+      <w:pPr>
+        <w:numPr>
+          <w:ilvl w:val="0"/>
+          <w:numId w:val="0"/>
+        </w:numPr>
+      </w:pPr>
+      <w:r>
+        <w:drawing>
+          <wp:inline distT="0" distB="0" distL="114300" distR="114300">
+            <wp:extent cx="5456555" cy="2687955"/>
+            <wp:effectExtent l="0" t="0" r="10795" b="17145"/>
+            <wp:docPr id="28" name="Picture 2"/>
+            <wp:cNvGraphicFramePr>
+              <a:graphicFrameLocks xmlns:a="http://schemas.openxmlformats.org/drawingml/2006/main" noChangeAspect="1"/>
+            </wp:cNvGraphicFramePr>
+            <a:graphic xmlns:a="http://schemas.openxmlformats.org/drawingml/2006/main">
+              <a:graphicData uri="http://schemas.openxmlformats.org/drawingml/2006/picture">
+                <pic:pic xmlns:pic="http://schemas.openxmlformats.org/drawingml/2006/picture">
+                  <pic:nvPicPr>
+                    <pic:cNvPr id="28" name="Picture 2"/>
+                    <pic:cNvPicPr>
+                      <a:picLocks noChangeAspect="1"/>
+                    </pic:cNvPicPr>
+                  </pic:nvPicPr>
+                  <pic:blipFill>
+                    <a:blip r:embed="rId31"/>
+                    <a:stretch>
+                      <a:fillRect/>
+                    </a:stretch>
+                  </pic:blipFill>
+                  <pic:spPr>
+                    <a:xfrm>
+                      <a:off x="0" y="0"/>
+                      <a:ext cx="5456555" cy="2687955"/>
+                    </a:xfrm>
+                    <a:prstGeom prst="rect">
+                      <a:avLst/>
+                    </a:prstGeom>
+                    <a:noFill/>
+                    <a:ln>
+                      <a:noFill/>
+                    </a:ln>
+                  </pic:spPr>
+                </pic:pic>
+              </a:graphicData>
+            </a:graphic>
+          </wp:inline>
+        </w:drawing>
+      </w:r>
+    </w:p>
+    <w:p>
+      <w:pPr>
+        <w:numPr>
+          <w:ilvl w:val="0"/>
+          <w:numId w:val="0"/>
+        </w:numPr>
+      </w:pPr>
+    </w:p>
+    <w:p>
+      <w:pPr>
+        <w:numPr>
+          <w:ilvl w:val="0"/>
+          <w:numId w:val="0"/>
+        </w:numPr>
+      </w:pPr>
+    </w:p>
+    <w:p>
+      <w:pPr>
+        <w:numPr>
+          <w:ilvl w:val="0"/>
+          <w:numId w:val="0"/>
+        </w:numPr>
+      </w:pPr>
+    </w:p>
+    <w:p>
+      <w:pPr>
+        <w:numPr>
+          <w:ilvl w:val="0"/>
+          <w:numId w:val="0"/>
+        </w:numPr>
+      </w:pPr>
+    </w:p>
+    <w:p>
+      <w:pPr>
+        <w:numPr>
+          <w:ilvl w:val="0"/>
+          <w:numId w:val="0"/>
+        </w:numPr>
+      </w:pPr>
+    </w:p>
+    <w:p>
+      <w:pPr>
+        <w:numPr>
+          <w:ilvl w:val="0"/>
+          <w:numId w:val="0"/>
+        </w:numPr>
+        <w:rPr>
+          <w:rFonts w:hint="default"/>
+          <w:lang w:val="en-US"/>
+        </w:rPr>
+      </w:pPr>
+      <w:r>
+        <w:rPr>
+          <w:rFonts w:hint="default"/>
+          <w:lang w:val="en-US"/>
+        </w:rPr>
+        <w:t>matrix inversion using gauss jordan</w:t>
+      </w:r>
+    </w:p>
+    <w:p>
+      <w:pPr>
+        <w:numPr>
+          <w:ilvl w:val="0"/>
+          <w:numId w:val="0"/>
+        </w:numPr>
+        <w:rPr>
+          <w:rFonts w:hint="default"/>
+          <w:lang w:val="en-US"/>
+        </w:rPr>
+      </w:pPr>
+    </w:p>
+    <w:p>
+      <w:pPr>
+        <w:numPr>
+          <w:ilvl w:val="0"/>
+          <w:numId w:val="0"/>
+        </w:numPr>
+      </w:pPr>
+      <w:r>
+        <w:drawing>
+          <wp:inline distT="0" distB="0" distL="114300" distR="114300">
+            <wp:extent cx="5674360" cy="1565910"/>
+            <wp:effectExtent l="0" t="0" r="2540" b="15240"/>
+            <wp:docPr id="29" name="Picture 3"/>
+            <wp:cNvGraphicFramePr>
+              <a:graphicFrameLocks xmlns:a="http://schemas.openxmlformats.org/drawingml/2006/main" noChangeAspect="1"/>
+            </wp:cNvGraphicFramePr>
+            <a:graphic xmlns:a="http://schemas.openxmlformats.org/drawingml/2006/main">
+              <a:graphicData uri="http://schemas.openxmlformats.org/drawingml/2006/picture">
+                <pic:pic xmlns:pic="http://schemas.openxmlformats.org/drawingml/2006/picture">
+                  <pic:nvPicPr>
+                    <pic:cNvPr id="29" name="Picture 3"/>
+                    <pic:cNvPicPr>
+                      <a:picLocks noChangeAspect="1"/>
+                    </pic:cNvPicPr>
+                  </pic:nvPicPr>
+                  <pic:blipFill>
+                    <a:blip r:embed="rId32"/>
+                    <a:stretch>
+                      <a:fillRect/>
+                    </a:stretch>
+                  </pic:blipFill>
+                  <pic:spPr>
+                    <a:xfrm>
+                      <a:off x="0" y="0"/>
+                      <a:ext cx="5674360" cy="1565910"/>
+                    </a:xfrm>
+                    <a:prstGeom prst="rect">
+                      <a:avLst/>
+                    </a:prstGeom>
+                    <a:noFill/>
+                    <a:ln>
+                      <a:noFill/>
+                    </a:ln>
+                  </pic:spPr>
+                </pic:pic>
+              </a:graphicData>
+            </a:graphic>
+          </wp:inline>
+        </w:drawing>
+      </w:r>
+    </w:p>
+    <w:p>
+      <w:pPr>
+        <w:numPr>
+          <w:ilvl w:val="0"/>
+          <w:numId w:val="0"/>
+        </w:numPr>
+      </w:pPr>
+    </w:p>
+    <w:p>
+      <w:pPr>
+        <w:numPr>
+          <w:ilvl w:val="0"/>
+          <w:numId w:val="0"/>
+        </w:numPr>
+        <w:rPr>
+          <w:rFonts w:hint="default"/>
+          <w:lang w:val="en-US"/>
+        </w:rPr>
+      </w:pPr>
+      <w:r>
+        <w:rPr>
+          <w:rFonts w:hint="default"/>
+          <w:lang w:val="en-US"/>
+        </w:rPr>
+        <w:t>lu</w:t>
+      </w:r>
+    </w:p>
+    <w:p>
+      <w:pPr>
+        <w:numPr>
+          <w:ilvl w:val="0"/>
+          <w:numId w:val="0"/>
+        </w:numPr>
+      </w:pPr>
+      <w:r>
+        <w:drawing>
+          <wp:inline distT="0" distB="0" distL="114300" distR="114300">
+            <wp:extent cx="5786755" cy="2033905"/>
+            <wp:effectExtent l="0" t="0" r="4445" b="4445"/>
+            <wp:docPr id="30" name="Picture 4"/>
+            <wp:cNvGraphicFramePr>
+              <a:graphicFrameLocks xmlns:a="http://schemas.openxmlformats.org/drawingml/2006/main" noChangeAspect="1"/>
+            </wp:cNvGraphicFramePr>
+            <a:graphic xmlns:a="http://schemas.openxmlformats.org/drawingml/2006/main">
+              <a:graphicData uri="http://schemas.openxmlformats.org/drawingml/2006/picture">
+                <pic:pic xmlns:pic="http://schemas.openxmlformats.org/drawingml/2006/picture">
+                  <pic:nvPicPr>
+                    <pic:cNvPr id="30" name="Picture 4"/>
+                    <pic:cNvPicPr>
+                      <a:picLocks noChangeAspect="1"/>
+                    </pic:cNvPicPr>
+                  </pic:nvPicPr>
+                  <pic:blipFill>
+                    <a:blip r:embed="rId33"/>
+                    <a:stretch>
+                      <a:fillRect/>
+                    </a:stretch>
+                  </pic:blipFill>
+                  <pic:spPr>
+                    <a:xfrm>
+                      <a:off x="0" y="0"/>
+                      <a:ext cx="5786755" cy="2033905"/>
+                    </a:xfrm>
+                    <a:prstGeom prst="rect">
+                      <a:avLst/>
+                    </a:prstGeom>
+                    <a:noFill/>
+                    <a:ln>
+                      <a:noFill/>
+                    </a:ln>
+                  </pic:spPr>
+                </pic:pic>
+              </a:graphicData>
+            </a:graphic>
+          </wp:inline>
+        </w:drawing>
+      </w:r>
+    </w:p>
+    <w:p>
+      <w:pPr>
+        <w:numPr>
+          <w:ilvl w:val="0"/>
+          <w:numId w:val="0"/>
+        </w:numPr>
+      </w:pPr>
+    </w:p>
+    <w:p>
+      <w:pPr>
+        <w:numPr>
+          <w:ilvl w:val="0"/>
+          <w:numId w:val="0"/>
+        </w:numPr>
+      </w:pPr>
+    </w:p>
+    <w:p>
+      <w:pPr>
+        <w:numPr>
+          <w:ilvl w:val="0"/>
+          <w:numId w:val="0"/>
+        </w:numPr>
+        <w:rPr>
+          <w:rFonts w:hint="default"/>
+          <w:lang w:val="en-US"/>
+        </w:rPr>
+      </w:pPr>
+      <w:r>
+        <w:rPr>
+          <w:rFonts w:hint="default"/>
+          <w:lang w:val="en-US"/>
+        </w:rPr>
+        <w:t>cholesky</w:t>
+      </w:r>
+    </w:p>
+    <w:p>
+      <w:pPr>
+        <w:numPr>
+          <w:ilvl w:val="0"/>
+          <w:numId w:val="0"/>
+        </w:numPr>
+      </w:pPr>
+      <w:r>
+        <w:drawing>
+          <wp:inline distT="0" distB="0" distL="114300" distR="114300">
+            <wp:extent cx="5889625" cy="1847215"/>
+            <wp:effectExtent l="0" t="0" r="15875" b="635"/>
+            <wp:docPr id="31" name="Picture 5"/>
+            <wp:cNvGraphicFramePr>
+              <a:graphicFrameLocks xmlns:a="http://schemas.openxmlformats.org/drawingml/2006/main" noChangeAspect="1"/>
+            </wp:cNvGraphicFramePr>
+            <a:graphic xmlns:a="http://schemas.openxmlformats.org/drawingml/2006/main">
+              <a:graphicData uri="http://schemas.openxmlformats.org/drawingml/2006/picture">
+                <pic:pic xmlns:pic="http://schemas.openxmlformats.org/drawingml/2006/picture">
+                  <pic:nvPicPr>
+                    <pic:cNvPr id="31" name="Picture 5"/>
+                    <pic:cNvPicPr>
+                      <a:picLocks noChangeAspect="1"/>
+                    </pic:cNvPicPr>
+                  </pic:nvPicPr>
+                  <pic:blipFill>
+                    <a:blip r:embed="rId34"/>
+                    <a:stretch>
+                      <a:fillRect/>
+                    </a:stretch>
+                  </pic:blipFill>
+                  <pic:spPr>
+                    <a:xfrm>
+                      <a:off x="0" y="0"/>
+                      <a:ext cx="5889625" cy="1847215"/>
+                    </a:xfrm>
+                    <a:prstGeom prst="rect">
+                      <a:avLst/>
+                    </a:prstGeom>
+                    <a:noFill/>
+                    <a:ln>
+                      <a:noFill/>
+                    </a:ln>
+                  </pic:spPr>
+                </pic:pic>
+              </a:graphicData>
+            </a:graphic>
+          </wp:inline>
+        </w:drawing>
+      </w:r>
+    </w:p>
+    <w:p>
+      <w:pPr>
+        <w:numPr>
+          <w:ilvl w:val="0"/>
+          <w:numId w:val="0"/>
+        </w:numPr>
+      </w:pPr>
+    </w:p>
+    <w:p>
+      <w:pPr>
+        <w:numPr>
+          <w:ilvl w:val="0"/>
+          <w:numId w:val="0"/>
+        </w:numPr>
+        <w:rPr>
+          <w:rFonts w:hint="default"/>
+          <w:lang w:val="en-US"/>
+        </w:rPr>
+      </w:pPr>
+      <w:r>
+        <w:rPr>
+          <w:rFonts w:hint="default"/>
+          <w:lang w:val="en-US"/>
+        </w:rPr>
+        <w:t>jacobi</w:t>
+      </w:r>
+    </w:p>
+    <w:p>
+      <w:pPr>
+        <w:numPr>
+          <w:ilvl w:val="0"/>
+          <w:numId w:val="0"/>
+        </w:numPr>
+      </w:pPr>
+      <w:r>
+        <w:drawing>
+          <wp:inline distT="0" distB="0" distL="114300" distR="114300">
+            <wp:extent cx="5882005" cy="2291715"/>
+            <wp:effectExtent l="0" t="0" r="4445" b="13335"/>
+            <wp:docPr id="32" name="Picture 6"/>
+            <wp:cNvGraphicFramePr>
+              <a:graphicFrameLocks xmlns:a="http://schemas.openxmlformats.org/drawingml/2006/main" noChangeAspect="1"/>
+            </wp:cNvGraphicFramePr>
+            <a:graphic xmlns:a="http://schemas.openxmlformats.org/drawingml/2006/main">
+              <a:graphicData uri="http://schemas.openxmlformats.org/drawingml/2006/picture">
+                <pic:pic xmlns:pic="http://schemas.openxmlformats.org/drawingml/2006/picture">
+                  <pic:nvPicPr>
+                    <pic:cNvPr id="32" name="Picture 6"/>
+                    <pic:cNvPicPr>
+                      <a:picLocks noChangeAspect="1"/>
+                    </pic:cNvPicPr>
+                  </pic:nvPicPr>
+                  <pic:blipFill>
+                    <a:blip r:embed="rId35"/>
+                    <a:stretch>
+                      <a:fillRect/>
+                    </a:stretch>
+                  </pic:blipFill>
+                  <pic:spPr>
+                    <a:xfrm>
+                      <a:off x="0" y="0"/>
+                      <a:ext cx="5882005" cy="2291715"/>
+                    </a:xfrm>
+                    <a:prstGeom prst="rect">
+                      <a:avLst/>
+                    </a:prstGeom>
+                    <a:noFill/>
+                    <a:ln>
+                      <a:noFill/>
+                    </a:ln>
+                  </pic:spPr>
+                </pic:pic>
+              </a:graphicData>
+            </a:graphic>
+          </wp:inline>
+        </w:drawing>
+      </w:r>
+    </w:p>
+    <w:p>
+      <w:pPr>
+        <w:numPr>
+          <w:ilvl w:val="0"/>
+          <w:numId w:val="0"/>
+        </w:numPr>
+        <w:rPr>
+          <w:rFonts w:hint="default"/>
+          <w:lang w:val="en-US"/>
+        </w:rPr>
+      </w:pPr>
+      <w:r>
+        <w:rPr>
+          <w:rFonts w:hint="default"/>
+          <w:lang w:val="en-US"/>
+        </w:rPr>
+        <w:t>gauss seidel</w:t>
+      </w:r>
+    </w:p>
+    <w:p>
+      <w:pPr>
+        <w:numPr>
+          <w:ilvl w:val="0"/>
+          <w:numId w:val="0"/>
+        </w:numPr>
+      </w:pPr>
+      <w:r>
+        <w:drawing>
+          <wp:inline distT="0" distB="0" distL="114300" distR="114300">
+            <wp:extent cx="5530850" cy="2214245"/>
+            <wp:effectExtent l="0" t="0" r="12700" b="14605"/>
+            <wp:docPr id="33" name="Picture 7"/>
+            <wp:cNvGraphicFramePr>
+              <a:graphicFrameLocks xmlns:a="http://schemas.openxmlformats.org/drawingml/2006/main" noChangeAspect="1"/>
+            </wp:cNvGraphicFramePr>
+            <a:graphic xmlns:a="http://schemas.openxmlformats.org/drawingml/2006/main">
+              <a:graphicData uri="http://schemas.openxmlformats.org/drawingml/2006/picture">
+                <pic:pic xmlns:pic="http://schemas.openxmlformats.org/drawingml/2006/picture">
+                  <pic:nvPicPr>
+                    <pic:cNvPr id="33" name="Picture 7"/>
+                    <pic:cNvPicPr>
+                      <a:picLocks noChangeAspect="1"/>
+                    </pic:cNvPicPr>
+                  </pic:nvPicPr>
+                  <pic:blipFill>
+                    <a:blip r:embed="rId36"/>
+                    <a:stretch>
+                      <a:fillRect/>
+                    </a:stretch>
+                  </pic:blipFill>
+                  <pic:spPr>
+                    <a:xfrm>
+                      <a:off x="0" y="0"/>
+                      <a:ext cx="5530850" cy="2214245"/>
+                    </a:xfrm>
+                    <a:prstGeom prst="rect">
+                      <a:avLst/>
+                    </a:prstGeom>
+                    <a:noFill/>
+                    <a:ln>
+                      <a:noFill/>
+                    </a:ln>
+                  </pic:spPr>
+                </pic:pic>
+              </a:graphicData>
+            </a:graphic>
+          </wp:inline>
+        </w:drawing>
+      </w:r>
+    </w:p>
+    <w:p>
+      <w:pPr>
+        <w:numPr>
+          <w:ilvl w:val="0"/>
+          <w:numId w:val="0"/>
+        </w:numPr>
+      </w:pPr>
+    </w:p>
+    <w:p>
+      <w:pPr>
+        <w:numPr>
+          <w:ilvl w:val="0"/>
+          <w:numId w:val="0"/>
+        </w:numPr>
+        <w:rPr>
+          <w:rFonts w:hint="default"/>
+          <w:lang w:val="en-US"/>
+        </w:rPr>
+      </w:pPr>
+      <w:r>
+        <w:rPr>
+          <w:rFonts w:hint="default"/>
+          <w:lang w:val="en-US"/>
+        </w:rPr>
+        <w:t>ODE BY TAYLOR SERIES</w:t>
+      </w:r>
+    </w:p>
+    <w:p>
+      <w:pPr>
+        <w:numPr>
+          <w:ilvl w:val="0"/>
+          <w:numId w:val="0"/>
+        </w:numPr>
+      </w:pPr>
+      <w:r>
+        <w:drawing>
+          <wp:inline distT="0" distB="0" distL="114300" distR="114300">
+            <wp:extent cx="5705475" cy="1419225"/>
+            <wp:effectExtent l="0" t="0" r="9525" b="9525"/>
+            <wp:docPr id="34" name="Picture 8"/>
+            <wp:cNvGraphicFramePr>
+              <a:graphicFrameLocks xmlns:a="http://schemas.openxmlformats.org/drawingml/2006/main" noChangeAspect="1"/>
+            </wp:cNvGraphicFramePr>
+            <a:graphic xmlns:a="http://schemas.openxmlformats.org/drawingml/2006/main">
+              <a:graphicData uri="http://schemas.openxmlformats.org/drawingml/2006/picture">
+                <pic:pic xmlns:pic="http://schemas.openxmlformats.org/drawingml/2006/picture">
+                  <pic:nvPicPr>
+                    <pic:cNvPr id="34" name="Picture 8"/>
+                    <pic:cNvPicPr>
+                      <a:picLocks noChangeAspect="1"/>
+                    </pic:cNvPicPr>
+                  </pic:nvPicPr>
+                  <pic:blipFill>
+                    <a:blip r:embed="rId37"/>
+                    <a:stretch>
+                      <a:fillRect/>
+                    </a:stretch>
+                  </pic:blipFill>
+                  <pic:spPr>
+                    <a:xfrm>
+                      <a:off x="0" y="0"/>
+                      <a:ext cx="5705475" cy="1419225"/>
+                    </a:xfrm>
+                    <a:prstGeom prst="rect">
+                      <a:avLst/>
+                    </a:prstGeom>
+                    <a:noFill/>
+                    <a:ln>
+                      <a:noFill/>
+                    </a:ln>
+                  </pic:spPr>
+                </pic:pic>
+              </a:graphicData>
+            </a:graphic>
+          </wp:inline>
+        </w:drawing>
+      </w:r>
+    </w:p>
+    <w:p>
+      <w:pPr>
+        <w:numPr>
+          <w:ilvl w:val="0"/>
+          <w:numId w:val="0"/>
+        </w:numPr>
+      </w:pPr>
+    </w:p>
+    <w:p>
+      <w:pPr>
+        <w:numPr>
+          <w:ilvl w:val="0"/>
+          <w:numId w:val="0"/>
+        </w:numPr>
+        <w:rPr>
+          <w:rFonts w:hint="default"/>
+          <w:lang w:val="en-US"/>
+        </w:rPr>
+      </w:pPr>
+      <w:r>
+        <w:rPr>
+          <w:rFonts w:hint="default"/>
+          <w:lang w:val="en-US"/>
+        </w:rPr>
+        <w:t>ODE BY PICARD SERIES</w:t>
+      </w:r>
+    </w:p>
+    <w:p>
+      <w:pPr>
+        <w:numPr>
+          <w:ilvl w:val="0"/>
+          <w:numId w:val="0"/>
+        </w:numPr>
+      </w:pPr>
+      <w:r>
+        <w:drawing>
+          <wp:inline distT="0" distB="0" distL="114300" distR="114300">
+            <wp:extent cx="5800725" cy="1333500"/>
+            <wp:effectExtent l="0" t="0" r="9525" b="0"/>
+            <wp:docPr id="35" name="Picture 9"/>
+            <wp:cNvGraphicFramePr>
+              <a:graphicFrameLocks xmlns:a="http://schemas.openxmlformats.org/drawingml/2006/main" noChangeAspect="1"/>
+            </wp:cNvGraphicFramePr>
+            <a:graphic xmlns:a="http://schemas.openxmlformats.org/drawingml/2006/main">
+              <a:graphicData uri="http://schemas.openxmlformats.org/drawingml/2006/picture">
+                <pic:pic xmlns:pic="http://schemas.openxmlformats.org/drawingml/2006/picture">
+                  <pic:nvPicPr>
+                    <pic:cNvPr id="35" name="Picture 9"/>
+                    <pic:cNvPicPr>
+                      <a:picLocks noChangeAspect="1"/>
+                    </pic:cNvPicPr>
+                  </pic:nvPicPr>
+                  <pic:blipFill>
+                    <a:blip r:embed="rId38"/>
+                    <a:stretch>
+                      <a:fillRect/>
+                    </a:stretch>
+                  </pic:blipFill>
+                  <pic:spPr>
+                    <a:xfrm>
+                      <a:off x="0" y="0"/>
+                      <a:ext cx="5800725" cy="1333500"/>
+                    </a:xfrm>
+                    <a:prstGeom prst="rect">
+                      <a:avLst/>
+                    </a:prstGeom>
+                    <a:noFill/>
+                    <a:ln>
+                      <a:noFill/>
+                    </a:ln>
+                  </pic:spPr>
+                </pic:pic>
+              </a:graphicData>
+            </a:graphic>
+          </wp:inline>
+        </w:drawing>
+      </w:r>
+    </w:p>
+    <w:p>
+      <w:pPr>
+        <w:numPr>
+          <w:ilvl w:val="0"/>
+          <w:numId w:val="0"/>
+        </w:numPr>
+      </w:pPr>
+    </w:p>
+    <w:p>
+      <w:pPr>
+        <w:numPr>
+          <w:ilvl w:val="0"/>
+          <w:numId w:val="0"/>
+        </w:numPr>
+        <w:rPr>
+          <w:rFonts w:hint="default"/>
+          <w:lang w:val="en-US"/>
+        </w:rPr>
+      </w:pPr>
+      <w:r>
+        <w:rPr>
+          <w:rFonts w:hint="default"/>
+          <w:lang w:val="en-US"/>
+        </w:rPr>
+        <w:t>poission equation</w:t>
+      </w:r>
+    </w:p>
+    <w:p>
+      <w:pPr>
+        <w:numPr>
+          <w:ilvl w:val="0"/>
+          <w:numId w:val="0"/>
+        </w:numPr>
+      </w:pPr>
+      <w:r>
+        <w:drawing>
+          <wp:inline distT="0" distB="0" distL="114300" distR="114300">
+            <wp:extent cx="5791200" cy="2667635"/>
+            <wp:effectExtent l="0" t="0" r="0" b="18415"/>
+            <wp:docPr id="36" name="Picture 10"/>
+            <wp:cNvGraphicFramePr>
+              <a:graphicFrameLocks xmlns:a="http://schemas.openxmlformats.org/drawingml/2006/main" noChangeAspect="1"/>
+            </wp:cNvGraphicFramePr>
+            <a:graphic xmlns:a="http://schemas.openxmlformats.org/drawingml/2006/main">
+              <a:graphicData uri="http://schemas.openxmlformats.org/drawingml/2006/picture">
+                <pic:pic xmlns:pic="http://schemas.openxmlformats.org/drawingml/2006/picture">
+                  <pic:nvPicPr>
+                    <pic:cNvPr id="36" name="Picture 10"/>
+                    <pic:cNvPicPr>
+                      <a:picLocks noChangeAspect="1"/>
+                    </pic:cNvPicPr>
+                  </pic:nvPicPr>
+                  <pic:blipFill>
+                    <a:blip r:embed="rId39"/>
+                    <a:stretch>
+                      <a:fillRect/>
+                    </a:stretch>
+                  </pic:blipFill>
+                  <pic:spPr>
+                    <a:xfrm>
+                      <a:off x="0" y="0"/>
+                      <a:ext cx="5791200" cy="2667635"/>
+                    </a:xfrm>
+                    <a:prstGeom prst="rect">
+                      <a:avLst/>
+                    </a:prstGeom>
+                    <a:noFill/>
+                    <a:ln>
+                      <a:noFill/>
+                    </a:ln>
+                  </pic:spPr>
+                </pic:pic>
+              </a:graphicData>
+            </a:graphic>
+          </wp:inline>
+        </w:drawing>
+      </w:r>
+    </w:p>
+    <w:p>
+      <w:pPr>
+        <w:numPr>
+          <w:ilvl w:val="0"/>
+          <w:numId w:val="0"/>
+        </w:numPr>
+      </w:pPr>
+    </w:p>
+    <w:p>
+      <w:pPr>
+        <w:numPr>
+          <w:ilvl w:val="0"/>
+          <w:numId w:val="0"/>
+        </w:numPr>
+      </w:pPr>
+    </w:p>
+    <w:p>
+      <w:pPr>
+        <w:numPr>
+          <w:ilvl w:val="0"/>
+          <w:numId w:val="0"/>
+        </w:numPr>
+        <w:rPr>
+          <w:rFonts w:hint="default"/>
+          <w:lang w:val="en-US"/>
+        </w:rPr>
+      </w:pPr>
+      <w:r>
+        <w:rPr>
+          <w:rFonts w:hint="default"/>
+          <w:lang w:val="en-US"/>
+        </w:rPr>
+        <w:t>shooting</w:t>
+      </w:r>
+    </w:p>
+    <w:p>
+      <w:pPr>
+        <w:numPr>
+          <w:ilvl w:val="0"/>
+          <w:numId w:val="0"/>
+        </w:numPr>
+      </w:pPr>
+      <w:r>
+        <w:drawing>
+          <wp:inline distT="0" distB="0" distL="114300" distR="114300">
+            <wp:extent cx="5819775" cy="1200150"/>
+            <wp:effectExtent l="0" t="0" r="9525" b="0"/>
+            <wp:docPr id="37" name="Picture 11"/>
+            <wp:cNvGraphicFramePr>
+              <a:graphicFrameLocks xmlns:a="http://schemas.openxmlformats.org/drawingml/2006/main" noChangeAspect="1"/>
+            </wp:cNvGraphicFramePr>
+            <a:graphic xmlns:a="http://schemas.openxmlformats.org/drawingml/2006/main">
+              <a:graphicData uri="http://schemas.openxmlformats.org/drawingml/2006/picture">
+                <pic:pic xmlns:pic="http://schemas.openxmlformats.org/drawingml/2006/picture">
+                  <pic:nvPicPr>
+                    <pic:cNvPr id="37" name="Picture 11"/>
+                    <pic:cNvPicPr>
+                      <a:picLocks noChangeAspect="1"/>
+                    </pic:cNvPicPr>
+                  </pic:nvPicPr>
+                  <pic:blipFill>
+                    <a:blip r:embed="rId40"/>
+                    <a:stretch>
+                      <a:fillRect/>
+                    </a:stretch>
+                  </pic:blipFill>
+                  <pic:spPr>
+                    <a:xfrm>
+                      <a:off x="0" y="0"/>
+                      <a:ext cx="5819775" cy="1200150"/>
+                    </a:xfrm>
+                    <a:prstGeom prst="rect">
+                      <a:avLst/>
+                    </a:prstGeom>
+                    <a:noFill/>
+                    <a:ln>
+                      <a:noFill/>
+                    </a:ln>
+                  </pic:spPr>
+                </pic:pic>
+              </a:graphicData>
+            </a:graphic>
+          </wp:inline>
+        </w:drawing>
+      </w:r>
+    </w:p>
+    <w:p>
+      <w:pPr>
+        <w:numPr>
+          <w:ilvl w:val="0"/>
+          <w:numId w:val="0"/>
+        </w:numPr>
+      </w:pPr>
+    </w:p>
+    <w:p>
+      <w:pPr>
+        <w:numPr>
+          <w:ilvl w:val="0"/>
+          <w:numId w:val="0"/>
+        </w:numPr>
+        <w:rPr>
+          <w:rFonts w:hint="default"/>
+          <w:lang w:val="en-US"/>
+        </w:rPr>
+      </w:pPr>
+      <w:r>
+        <w:rPr>
+          <w:rFonts w:hint="default"/>
+          <w:lang w:val="en-US"/>
+        </w:rPr>
+        <w:t>runge-kutta</w:t>
+      </w:r>
+    </w:p>
+    <w:p>
+      <w:pPr>
+        <w:numPr>
+          <w:ilvl w:val="0"/>
+          <w:numId w:val="0"/>
+        </w:numPr>
+      </w:pPr>
+      <w:r>
+        <w:drawing>
+          <wp:inline distT="0" distB="0" distL="114300" distR="114300">
+            <wp:extent cx="5791200" cy="1295400"/>
+            <wp:effectExtent l="0" t="0" r="0" b="0"/>
+            <wp:docPr id="38" name="Picture 12"/>
+            <wp:cNvGraphicFramePr>
+              <a:graphicFrameLocks xmlns:a="http://schemas.openxmlformats.org/drawingml/2006/main" noChangeAspect="1"/>
+            </wp:cNvGraphicFramePr>
+            <a:graphic xmlns:a="http://schemas.openxmlformats.org/drawingml/2006/main">
+              <a:graphicData uri="http://schemas.openxmlformats.org/drawingml/2006/picture">
+                <pic:pic xmlns:pic="http://schemas.openxmlformats.org/drawingml/2006/picture">
+                  <pic:nvPicPr>
+                    <pic:cNvPr id="38" name="Picture 12"/>
+                    <pic:cNvPicPr>
+                      <a:picLocks noChangeAspect="1"/>
+                    </pic:cNvPicPr>
+                  </pic:nvPicPr>
+                  <pic:blipFill>
+                    <a:blip r:embed="rId41"/>
+                    <a:stretch>
+                      <a:fillRect/>
+                    </a:stretch>
+                  </pic:blipFill>
+                  <pic:spPr>
+                    <a:xfrm>
+                      <a:off x="0" y="0"/>
+                      <a:ext cx="5791200" cy="1295400"/>
+                    </a:xfrm>
+                    <a:prstGeom prst="rect">
+                      <a:avLst/>
+                    </a:prstGeom>
+                    <a:noFill/>
+                    <a:ln>
+                      <a:noFill/>
+                    </a:ln>
+                  </pic:spPr>
+                </pic:pic>
+              </a:graphicData>
+            </a:graphic>
+          </wp:inline>
+        </w:drawing>
+      </w:r>
+    </w:p>
+    <w:p>
+      <w:pPr>
+        <w:numPr>
+          <w:ilvl w:val="0"/>
+          <w:numId w:val="0"/>
+        </w:numPr>
+      </w:pPr>
+    </w:p>
+    <w:p>
+      <w:pPr>
+        <w:numPr>
+          <w:ilvl w:val="0"/>
+          <w:numId w:val="0"/>
+        </w:numPr>
+        <w:rPr>
+          <w:rFonts w:hint="default"/>
+          <w:lang w:val="en-US"/>
+        </w:rPr>
+      </w:pPr>
+      <w:r>
+        <w:rPr>
+          <w:rFonts w:hint="default"/>
+          <w:lang w:val="en-US"/>
+        </w:rPr>
+        <w:t>heuns</w:t>
+      </w:r>
+    </w:p>
+    <w:p>
+      <w:pPr>
+        <w:numPr>
+          <w:ilvl w:val="0"/>
+          <w:numId w:val="0"/>
+        </w:numPr>
+      </w:pPr>
+      <w:r>
+        <w:drawing>
+          <wp:inline distT="0" distB="0" distL="114300" distR="114300">
+            <wp:extent cx="5715000" cy="1047750"/>
+            <wp:effectExtent l="0" t="0" r="0" b="0"/>
+            <wp:docPr id="39" name="Picture 13"/>
+            <wp:cNvGraphicFramePr>
+              <a:graphicFrameLocks xmlns:a="http://schemas.openxmlformats.org/drawingml/2006/main" noChangeAspect="1"/>
+            </wp:cNvGraphicFramePr>
+            <a:graphic xmlns:a="http://schemas.openxmlformats.org/drawingml/2006/main">
+              <a:graphicData uri="http://schemas.openxmlformats.org/drawingml/2006/picture">
+                <pic:pic xmlns:pic="http://schemas.openxmlformats.org/drawingml/2006/picture">
+                  <pic:nvPicPr>
+                    <pic:cNvPr id="39" name="Picture 13"/>
+                    <pic:cNvPicPr>
+                      <a:picLocks noChangeAspect="1"/>
+                    </pic:cNvPicPr>
+                  </pic:nvPicPr>
+                  <pic:blipFill>
+                    <a:blip r:embed="rId42"/>
+                    <a:stretch>
+                      <a:fillRect/>
+                    </a:stretch>
+                  </pic:blipFill>
+                  <pic:spPr>
+                    <a:xfrm>
+                      <a:off x="0" y="0"/>
+                      <a:ext cx="5715000" cy="1047750"/>
+                    </a:xfrm>
+                    <a:prstGeom prst="rect">
+                      <a:avLst/>
+                    </a:prstGeom>
+                    <a:noFill/>
+                    <a:ln>
+                      <a:noFill/>
+                    </a:ln>
+                  </pic:spPr>
+                </pic:pic>
+              </a:graphicData>
+            </a:graphic>
+          </wp:inline>
+        </w:drawing>
+      </w:r>
+    </w:p>
+    <w:p>
+      <w:pPr>
+        <w:numPr>
+          <w:ilvl w:val="0"/>
+          <w:numId w:val="0"/>
+        </w:numPr>
+      </w:pPr>
+    </w:p>
+    <w:p>
+      <w:pPr>
+        <w:numPr>
+          <w:ilvl w:val="0"/>
+          <w:numId w:val="0"/>
+        </w:numPr>
+        <w:rPr>
+          <w:rFonts w:hint="default"/>
+          <w:lang w:val="en-US"/>
+        </w:rPr>
+      </w:pPr>
+      <w:r>
+        <w:rPr>
+          <w:rFonts w:hint="default"/>
+          <w:lang w:val="en-US"/>
+        </w:rPr>
+        <w:t>euler</w:t>
+      </w:r>
+    </w:p>
+    <w:p>
+      <w:pPr>
+        <w:numPr>
+          <w:ilvl w:val="0"/>
+          <w:numId w:val="0"/>
+        </w:numPr>
+      </w:pPr>
+      <w:r>
+        <w:drawing>
+          <wp:inline distT="0" distB="0" distL="114300" distR="114300">
+            <wp:extent cx="5629275" cy="1123950"/>
+            <wp:effectExtent l="0" t="0" r="9525" b="0"/>
+            <wp:docPr id="40" name="Picture 14"/>
+            <wp:cNvGraphicFramePr>
+              <a:graphicFrameLocks xmlns:a="http://schemas.openxmlformats.org/drawingml/2006/main" noChangeAspect="1"/>
+            </wp:cNvGraphicFramePr>
+            <a:graphic xmlns:a="http://schemas.openxmlformats.org/drawingml/2006/main">
+              <a:graphicData uri="http://schemas.openxmlformats.org/drawingml/2006/picture">
+                <pic:pic xmlns:pic="http://schemas.openxmlformats.org/drawingml/2006/picture">
+                  <pic:nvPicPr>
+                    <pic:cNvPr id="40" name="Picture 14"/>
+                    <pic:cNvPicPr>
+                      <a:picLocks noChangeAspect="1"/>
+                    </pic:cNvPicPr>
+                  </pic:nvPicPr>
+                  <pic:blipFill>
+                    <a:blip r:embed="rId43"/>
+                    <a:stretch>
+                      <a:fillRect/>
+                    </a:stretch>
+                  </pic:blipFill>
+                  <pic:spPr>
+                    <a:xfrm>
+                      <a:off x="0" y="0"/>
+                      <a:ext cx="5629275" cy="1123950"/>
+                    </a:xfrm>
+                    <a:prstGeom prst="rect">
+                      <a:avLst/>
+                    </a:prstGeom>
+                    <a:noFill/>
+                    <a:ln>
+                      <a:noFill/>
+                    </a:ln>
+                  </pic:spPr>
+                </pic:pic>
+              </a:graphicData>
+            </a:graphic>
+          </wp:inline>
+        </w:drawing>
+      </w:r>
+    </w:p>
+    <w:p>
+      <w:pPr>
+        <w:numPr>
+          <w:ilvl w:val="0"/>
+          <w:numId w:val="0"/>
+        </w:numPr>
+      </w:pPr>
+    </w:p>
+    <w:p>
+      <w:pPr>
+        <w:numPr>
+          <w:ilvl w:val="0"/>
+          <w:numId w:val="0"/>
+        </w:numPr>
+        <w:rPr>
+          <w:rFonts w:hint="default"/>
+          <w:lang w:val="en-US"/>
+        </w:rPr>
+      </w:pPr>
+    </w:p>
+    <w:p>
+      <w:pPr>
+        <w:numPr>
+          <w:ilvl w:val="0"/>
+          <w:numId w:val="0"/>
+        </w:numPr>
+        <w:rPr>
+          <w:rFonts w:hint="default"/>
+          <w:lang w:val="en-US"/>
+        </w:rPr>
+      </w:pPr>
+    </w:p>
+    <w:p>
+      <w:pPr>
+        <w:numPr>
+          <w:ilvl w:val="0"/>
+          <w:numId w:val="0"/>
+        </w:numPr>
+        <w:rPr>
+          <w:rFonts w:hint="default"/>
+          <w:lang w:val="en-US"/>
+        </w:rPr>
+      </w:pPr>
+    </w:p>
+    <w:p>
+      <w:pPr>
+        <w:numPr>
+          <w:ilvl w:val="0"/>
+          <w:numId w:val="0"/>
+        </w:numPr>
+        <w:rPr>
+          <w:rFonts w:hint="default"/>
+          <w:lang w:val="en-US"/>
+        </w:rPr>
+      </w:pPr>
+    </w:p>
+    <w:p>
+      <w:pPr>
+        <w:numPr>
+          <w:ilvl w:val="0"/>
+          <w:numId w:val="0"/>
+        </w:numPr>
+        <w:rPr>
+          <w:rFonts w:hint="default"/>
+          <w:lang w:val="en-US"/>
+        </w:rPr>
+      </w:pPr>
+    </w:p>
+    <w:p>
+      <w:pPr>
+        <w:numPr>
+          <w:ilvl w:val="0"/>
+          <w:numId w:val="0"/>
+        </w:numPr>
+        <w:rPr>
+          <w:rFonts w:hint="default"/>
+          <w:lang w:val="en-US"/>
+        </w:rPr>
+      </w:pPr>
+    </w:p>
+    <w:p>
+      <w:pPr>
+        <w:numPr>
+          <w:ilvl w:val="0"/>
+          <w:numId w:val="0"/>
+        </w:numPr>
+        <w:rPr>
+          <w:rFonts w:hint="default"/>
+          <w:lang w:val="en-US"/>
+        </w:rPr>
+      </w:pPr>
+    </w:p>
+    <w:p>
+      <w:pPr>
+        <w:numPr>
+          <w:ilvl w:val="0"/>
+          <w:numId w:val="0"/>
+        </w:numPr>
+        <w:rPr>
+          <w:rFonts w:hint="default"/>
+          <w:lang w:val="en-US"/>
+        </w:rPr>
+      </w:pPr>
+    </w:p>
+    <w:p>
+      <w:pPr>
+        <w:numPr>
+          <w:ilvl w:val="0"/>
+          <w:numId w:val="0"/>
+        </w:numPr>
+        <w:rPr>
+          <w:rFonts w:hint="default"/>
+          <w:lang w:val="en-US"/>
+        </w:rPr>
+      </w:pPr>
+    </w:p>
+    <w:p>
+      <w:pPr>
+        <w:numPr>
+          <w:ilvl w:val="0"/>
+          <w:numId w:val="0"/>
+        </w:numPr>
+        <w:rPr>
+          <w:rFonts w:hint="default"/>
+          <w:lang w:val="en-US"/>
+        </w:rPr>
+      </w:pPr>
+    </w:p>
+    <w:p>
+      <w:pPr>
+        <w:numPr>
+          <w:ilvl w:val="0"/>
+          <w:numId w:val="0"/>
+        </w:numPr>
+        <w:rPr>
+          <w:rFonts w:hint="default"/>
+          <w:lang w:val="en-US"/>
+        </w:rPr>
+      </w:pPr>
+    </w:p>
+    <w:p>
+      <w:pPr>
+        <w:numPr>
+          <w:ilvl w:val="0"/>
+          <w:numId w:val="0"/>
+        </w:numPr>
+        <w:rPr>
+          <w:rFonts w:hint="default"/>
+          <w:lang w:val="en-US"/>
+        </w:rPr>
+      </w:pPr>
+    </w:p>
+    <w:p>
+      <w:pPr>
+        <w:numPr>
+          <w:ilvl w:val="0"/>
+          <w:numId w:val="0"/>
+        </w:numPr>
+        <w:rPr>
+          <w:rFonts w:hint="default"/>
+          <w:lang w:val="en-US"/>
+        </w:rPr>
+      </w:pPr>
+    </w:p>
+    <w:p>
+      <w:pPr>
+        <w:numPr>
+          <w:ilvl w:val="0"/>
+          <w:numId w:val="0"/>
+        </w:numPr>
+        <w:rPr>
+          <w:rFonts w:hint="default"/>
+          <w:lang w:val="en-US"/>
+        </w:rPr>
+      </w:pPr>
+    </w:p>
+    <w:p>
+      <w:pPr>
+        <w:numPr>
+          <w:ilvl w:val="0"/>
+          <w:numId w:val="0"/>
+        </w:numPr>
+        <w:rPr>
+          <w:rFonts w:hint="default"/>
+          <w:lang w:val="en-US"/>
+        </w:rPr>
+      </w:pPr>
+    </w:p>
+    <w:p>
+      <w:pPr>
+        <w:numPr>
+          <w:ilvl w:val="0"/>
+          <w:numId w:val="0"/>
+        </w:numPr>
+        <w:rPr>
+          <w:rFonts w:hint="default"/>
+          <w:lang w:val="en-US"/>
+        </w:rPr>
+      </w:pPr>
+    </w:p>
+    <w:p>
+      <w:pPr>
+        <w:numPr>
+          <w:ilvl w:val="0"/>
+          <w:numId w:val="0"/>
+        </w:numPr>
+        <w:rPr>
+          <w:rFonts w:hint="default"/>
+          <w:lang w:val="en-US"/>
+        </w:rPr>
+      </w:pPr>
+    </w:p>
+    <w:p>
+      <w:pPr>
+        <w:numPr>
+          <w:ilvl w:val="0"/>
+          <w:numId w:val="0"/>
+        </w:numPr>
+        <w:rPr>
+          <w:rFonts w:hint="default"/>
+          <w:lang w:val="en-US"/>
+        </w:rPr>
+      </w:pPr>
+    </w:p>
+    <w:p>
+      <w:pPr>
+        <w:numPr>
+          <w:ilvl w:val="0"/>
+          <w:numId w:val="0"/>
+        </w:numPr>
+        <w:rPr>
+          <w:rFonts w:hint="default"/>
+          <w:lang w:val="en-US"/>
+        </w:rPr>
+      </w:pPr>
+    </w:p>
+    <w:p>
+      <w:pPr>
+        <w:numPr>
+          <w:ilvl w:val="0"/>
+          <w:numId w:val="0"/>
+        </w:numPr>
+        <w:rPr>
+          <w:rFonts w:hint="default"/>
+          <w:lang w:val="en-US"/>
+        </w:rPr>
+      </w:pPr>
+    </w:p>
+    <w:p>
+      <w:pPr>
+        <w:numPr>
+          <w:ilvl w:val="0"/>
+          <w:numId w:val="0"/>
+        </w:numPr>
+        <w:rPr>
+          <w:rFonts w:hint="default"/>
+          <w:lang w:val="en-US"/>
+        </w:rPr>
+      </w:pPr>
+    </w:p>
+    <w:p>
+      <w:pPr>
+        <w:numPr>
+          <w:ilvl w:val="0"/>
+          <w:numId w:val="0"/>
+        </w:numPr>
+        <w:rPr>
+          <w:rFonts w:hint="default"/>
+          <w:lang w:val="en-US"/>
+        </w:rPr>
+      </w:pPr>
+    </w:p>
+    <w:p>
+      <w:pPr>
+        <w:numPr>
+          <w:ilvl w:val="0"/>
+          <w:numId w:val="0"/>
+        </w:numPr>
+        <w:rPr>
+          <w:rFonts w:hint="default"/>
+          <w:lang w:val="en-US"/>
+        </w:rPr>
+      </w:pPr>
+      <w:r>
+        <w:drawing>
+          <wp:inline distT="0" distB="0" distL="114300" distR="114300">
+            <wp:extent cx="5911215" cy="2242185"/>
+            <wp:effectExtent l="0" t="0" r="13335" b="5715"/>
+            <wp:docPr id="41" name="Picture 15"/>
+            <wp:cNvGraphicFramePr>
+              <a:graphicFrameLocks xmlns:a="http://schemas.openxmlformats.org/drawingml/2006/main" noChangeAspect="1"/>
+            </wp:cNvGraphicFramePr>
+            <a:graphic xmlns:a="http://schemas.openxmlformats.org/drawingml/2006/main">
+              <a:graphicData uri="http://schemas.openxmlformats.org/drawingml/2006/picture">
+                <pic:pic xmlns:pic="http://schemas.openxmlformats.org/drawingml/2006/picture">
+                  <pic:nvPicPr>
+                    <pic:cNvPr id="41" name="Picture 15"/>
+                    <pic:cNvPicPr>
+                      <a:picLocks noChangeAspect="1"/>
+                    </pic:cNvPicPr>
+                  </pic:nvPicPr>
+                  <pic:blipFill>
+                    <a:blip r:embed="rId44"/>
+                    <a:stretch>
+                      <a:fillRect/>
+                    </a:stretch>
+                  </pic:blipFill>
+                  <pic:spPr>
+                    <a:xfrm>
+                      <a:off x="0" y="0"/>
+                      <a:ext cx="5911215" cy="2242185"/>
+                    </a:xfrm>
+                    <a:prstGeom prst="rect">
+                      <a:avLst/>
+                    </a:prstGeom>
+                    <a:noFill/>
+                    <a:ln>
+                      <a:noFill/>
+                    </a:ln>
+                  </pic:spPr>
+                </pic:pic>
+              </a:graphicData>
+            </a:graphic>
+          </wp:inline>
+        </w:drawing>
+      </w:r>
       <w:bookmarkStart w:id="0" w:name="_GoBack"/>
       <w:bookmarkEnd w:id="0"/>
     </w:p>
+    <w:p>
+      <w:pPr>
+        <w:numPr>
+          <w:ilvl w:val="0"/>
+          <w:numId w:val="0"/>
+        </w:numPr>
+      </w:pPr>
+    </w:p>
+    <w:p>
+      <w:pPr>
+        <w:numPr>
+          <w:ilvl w:val="0"/>
+          <w:numId w:val="0"/>
+        </w:numPr>
+        <w:rPr>
+          <w:rFonts w:hint="default"/>
+          <w:lang w:val="en-US"/>
+        </w:rPr>
+      </w:pPr>
+    </w:p>
     <w:sectPr>
       <w:pgSz w:w="11906" w:h="16838"/>
-      <w:pgMar w:top="1440" w:right="1368" w:bottom="1008" w:left="1944" w:header="720" w:footer="720" w:gutter="0"/>
+      <w:pgMar w:top="1440" w:right="648" w:bottom="1008" w:left="1944" w:header="720" w:footer="720" w:gutter="0"/>
       <w:cols w:space="720" w:num="1"/>
       <w:docGrid w:linePitch="360" w:charSpace="0"/>
     </w:sectPr>
